--- a/Laptops/5.1-Capacitor Testing.docx
+++ b/Laptops/5.1-Capacitor Testing.docx
@@ -104,7 +104,21 @@
           <w:b/>
           <w:bCs/>
         </w:rPr>
-        <w:t>Ulta Red – and Black + Now charged capacitor discharge hoga</w:t>
+        <w:t>Ulta R</w:t>
+      </w:r>
+      <w:r>
+        <w:rPr>
+          <w:b/>
+          <w:bCs/>
+        </w:rPr>
+        <w:t xml:space="preserve"> </w:t>
+      </w:r>
+      <w:r>
+        <w:rPr>
+          <w:b/>
+          <w:bCs/>
+        </w:rPr>
+        <w:t>ed – and Black + Now charged capacitor discharge hoga</w:t>
       </w:r>
       <w:r>
         <w:rPr>

--- a/Laptops/5.1-Capacitor Testing.docx
+++ b/Laptops/5.1-Capacitor Testing.docx
@@ -57,7 +57,15 @@
           <w:b/>
           <w:bCs/>
         </w:rPr>
-        <w:t>Multimeter in diode mode</w:t>
+        <w:t xml:space="preserve">Multimeter in </w:t>
+      </w:r>
+      <w:r>
+        <w:rPr>
+          <w:b/>
+          <w:bCs/>
+          <w:highlight w:val="yellow"/>
+        </w:rPr>
+        <w:t>diode mode</w:t>
       </w:r>
       <w:r>
         <w:rPr>
@@ -85,6 +93,13 @@
           <w:bCs/>
         </w:rPr>
         <w:t>Red probe + par and Black probe – par – now capacitor is charging (value increasing)</w:t>
+      </w:r>
+      <w:r>
+        <w:rPr>
+          <w:b/>
+          <w:bCs/>
+        </w:rPr>
+        <w:t xml:space="preserve"> value – kis line me laga hua hai</w:t>
       </w:r>
     </w:p>
     <w:p>
